--- a/CodeFundamentals_Work_Summary.docx
+++ b/CodeFundamentals_Work_Summary.docx
@@ -755,6 +755,403 @@
       </w:pPr>
       <w:r>
         <w:t>Real users on the system: Renz2 (id 3), Jamie011 (id 4), tunneltest2-5, prince (id 9).</w:t>
+      </w:r>
+    </w:p>
+    <w:p/>
+    <w:p>
+      <w:r>
+        <w:rPr>
+          <w:b/>
+        </w:rPr>
+        <w:t>Session coverage: 5:00 PM onwards | Date: August 4, 2026</w:t>
+      </w:r>
+      <w:r>
+        <w:br/>
+        <w:t>Platform: Flask + Bootstrap 5.3.3 web application | Repository: github.com/christianrenz210/learnfUNDAMENTALS</w:t>
+      </w:r>
+    </w:p>
+    <w:p>
+      <w:pPr>
+        <w:pStyle w:val="Heading1"/>
+      </w:pPr>
+      <w:r>
+        <w:t>11. Advanced Fundamentals Lessons (4 Lessons)</w:t>
+      </w:r>
+    </w:p>
+    <w:p>
+      <w:pPr>
+        <w:pStyle w:val="ListBullet"/>
+      </w:pPr>
+      <w:r>
+        <w:t>Added 4 new lessons to the Advanced Fundamentals section: Introduction to GitHub (id=31), Web Deployment Fundamentals (id=30), Deploying with Render (id=32), Deploying with Netlify (id=33).</w:t>
+      </w:r>
+    </w:p>
+    <w:p>
+      <w:pPr>
+        <w:pStyle w:val="ListBullet"/>
+      </w:pPr>
+      <w:r>
+        <w:t>GitHub lesson: Shell code examples covering git init, commit, push, pull, branch, merge, and pull requests. Video: tRZGeaHPoaw.</w:t>
+      </w:r>
+    </w:p>
+    <w:p>
+      <w:pPr>
+        <w:pStyle w:val="ListBullet"/>
+      </w:pPr>
+      <w:r>
+        <w:t>Web Deployment Fundamentals: Laravel + React code examples covering deployment concepts, environment variables, CI/CD, and hosting platforms. Videos: m-QO9Qp_wRQ, SuZBpX7Y7EA.</w:t>
+      </w:r>
+    </w:p>
+    <w:p>
+      <w:pPr>
+        <w:pStyle w:val="ListBullet"/>
+      </w:pPr>
+      <w:r>
+        <w:t>Deploying with Render: Comprehensive 40-minute lesson with 20 key points, 12 quiz questions, and detailed step-by-step code examples for Laravel, React, databases, custom domains, and monitoring. Video: srudWEWKPv0.</w:t>
+      </w:r>
+    </w:p>
+    <w:p>
+      <w:pPr>
+        <w:pStyle w:val="ListBullet"/>
+      </w:pPr>
+      <w:r>
+        <w:t>Deploying with Netlify: 35-minute lesson with 20 key points, 12 quiz questions, covering netlify.toml, forms, functions, CLI, drag-and-drop, and custom domains. Videos: IH95RG9Y6L4, YUtNzwxOVYY.</w:t>
+      </w:r>
+    </w:p>
+    <w:p>
+      <w:pPr>
+        <w:pStyle w:val="ListBullet"/>
+      </w:pPr>
+      <w:r>
+        <w:t>Updated EREN_SYSTEM_PROMPT, get_video_reply(), assistant_reply(), and GENERAL_KNOWLEDGE in app.py for all new lessons.</w:t>
+      </w:r>
+    </w:p>
+    <w:p>
+      <w:pPr>
+        <w:pStyle w:val="ListBullet"/>
+      </w:pPr>
+      <w:r>
+        <w:t>Fixed invalid Render video ID and certificate route accidentally deleted during API endpoint addition.</w:t>
+      </w:r>
+    </w:p>
+    <w:p>
+      <w:pPr>
+        <w:pStyle w:val="Heading1"/>
+      </w:pPr>
+      <w:r>
+        <w:t>12. Admin Online/Offline User Tracking</w:t>
+      </w:r>
+    </w:p>
+    <w:p>
+      <w:pPr>
+        <w:pStyle w:val="ListBullet"/>
+      </w:pPr>
+      <w:r>
+        <w:t>Added last_seen column to User model with auto-migration on startup (supports both SQLite and PostgreSQL).</w:t>
+      </w:r>
+    </w:p>
+    <w:p>
+      <w:pPr>
+        <w:pStyle w:val="ListBullet"/>
+      </w:pPr>
+      <w:r>
+        <w:t>Added before_request hook to update last_seen on every authenticated user request.</w:t>
+      </w:r>
+    </w:p>
+    <w:p>
+      <w:pPr>
+        <w:pStyle w:val="ListBullet"/>
+      </w:pPr>
+      <w:r>
+        <w:t>Admin Dashboard: New Online Now stat card with auto-refresh every 30 seconds via JavaScript.</w:t>
+      </w:r>
+    </w:p>
+    <w:p>
+      <w:pPr>
+        <w:pStyle w:val="ListBullet"/>
+      </w:pPr>
+      <w:r>
+        <w:t>Admin Users page: Added Status column (Online/Offline badge), Last Active column, and online/offline count in header. Auto-refreshes every 30 seconds.</w:t>
+      </w:r>
+    </w:p>
+    <w:p>
+      <w:pPr>
+        <w:pStyle w:val="ListBullet"/>
+      </w:pPr>
+      <w:r>
+        <w:t>API endpoints: /admin/api/online-users (returns all users with online status) and /admin/api/stats (returns dashboard stats).</w:t>
+      </w:r>
+    </w:p>
+    <w:p>
+      <w:pPr>
+        <w:pStyle w:val="ListBullet"/>
+      </w:pPr>
+      <w:r>
+        <w:t>User is considered online if last_seen is within 5 minutes of current time.</w:t>
+      </w:r>
+    </w:p>
+    <w:p>
+      <w:pPr>
+        <w:pStyle w:val="Heading1"/>
+      </w:pPr>
+      <w:r>
+        <w:t>13. Admin User Progress Management</w:t>
+      </w:r>
+    </w:p>
+    <w:p>
+      <w:pPr>
+        <w:pStyle w:val="ListBullet"/>
+      </w:pPr>
+      <w:r>
+        <w:t>New admin route: /admin/user/&lt;id&gt;/progress - displays full user progress with lesson completion, quiz scores, and lab completions.</w:t>
+      </w:r>
+    </w:p>
+    <w:p>
+      <w:pPr>
+        <w:pStyle w:val="ListBullet"/>
+      </w:pPr>
+      <w:r>
+        <w:t>Reset Lesson: Admin can reset individual lesson completion, quiz score, and lab completion with confirmation prompt.</w:t>
+      </w:r>
+    </w:p>
+    <w:p>
+      <w:pPr>
+        <w:pStyle w:val="ListBullet"/>
+      </w:pPr>
+      <w:r>
+        <w:t>Reset Section Quiz: Admin can reset long quiz scores for specific sections.</w:t>
+      </w:r>
+    </w:p>
+    <w:p>
+      <w:pPr>
+        <w:pStyle w:val="ListBullet"/>
+      </w:pPr>
+      <w:r>
+        <w:t>Reset All Progress: Admin can delete ALL user progress (lessons, quizzes, section quizzes, labs) with double confirmation.</w:t>
+      </w:r>
+    </w:p>
+    <w:p>
+      <w:pPr>
+        <w:pStyle w:val="ListBullet"/>
+      </w:pPr>
+      <w:r>
+        <w:t>Admin Users page: Added Progress action button for each user.</w:t>
+      </w:r>
+    </w:p>
+    <w:p>
+      <w:pPr>
+        <w:pStyle w:val="ListBullet"/>
+      </w:pPr>
+      <w:r>
+        <w:t>All admin actions are logged to ActivityLog for audit trail.</w:t>
+      </w:r>
+    </w:p>
+    <w:p>
+      <w:pPr>
+        <w:pStyle w:val="Heading1"/>
+      </w:pPr>
+      <w:r>
+        <w:t>14. Landing Page Update</w:t>
+      </w:r>
+    </w:p>
+    <w:p>
+      <w:pPr>
+        <w:pStyle w:val="ListBullet"/>
+      </w:pPr>
+      <w:r>
+        <w:t>Hero section updated to mention Web Deployment lessons.</w:t>
+      </w:r>
+    </w:p>
+    <w:p>
+      <w:pPr>
+        <w:pStyle w:val="ListBullet"/>
+      </w:pPr>
+      <w:r>
+        <w:t>Added 3 new feature cards: Learn to Deploy (GitHub, Render, Netlify), AI Assistant (E.R.E.N), Leaderboards and Certificates.</w:t>
+      </w:r>
+    </w:p>
+    <w:p>
+      <w:pPr>
+        <w:pStyle w:val="ListBullet"/>
+      </w:pPr>
+      <w:r>
+        <w:t>Added Advanced Fundamentals section to What You Will Learn with 4 lessons.</w:t>
+      </w:r>
+    </w:p>
+    <w:p>
+      <w:pPr>
+        <w:pStyle w:val="ListBullet"/>
+      </w:pPr>
+      <w:r>
+        <w:t>Updated lesson counts: Fundamentals (11), Advanced Fundamentals (4), Database (8), SQL Injection (2).</w:t>
+      </w:r>
+    </w:p>
+    <w:p>
+      <w:pPr>
+        <w:pStyle w:val="ListBullet"/>
+      </w:pPr>
+      <w:r>
+        <w:t>Updated How It Works section: 25+ lessons in four sections.</w:t>
+      </w:r>
+    </w:p>
+    <w:p>
+      <w:pPr>
+        <w:pStyle w:val="ListBullet"/>
+      </w:pPr>
+      <w:r>
+        <w:t>Removed Coming Soon badges from SQL Injection section (only showing active lessons).</w:t>
+      </w:r>
+    </w:p>
+    <w:p>
+      <w:pPr>
+        <w:pStyle w:val="Heading1"/>
+      </w:pPr>
+      <w:r>
+        <w:t>15. Feedback System</w:t>
+      </w:r>
+    </w:p>
+    <w:p>
+      <w:pPr>
+        <w:pStyle w:val="ListBullet"/>
+      </w:pPr>
+      <w:r>
+        <w:t>New Feedback model in database: id, user_id, name, email, category, message, admin_reply, is_read, created_at, replied_at.</w:t>
+      </w:r>
+    </w:p>
+    <w:p>
+      <w:pPr>
+        <w:pStyle w:val="ListBullet"/>
+      </w:pPr>
+      <w:r>
+        <w:t>Public feedback page (/feedback): Viewable by anyone without login. Shows all feedbacks with user avatars.</w:t>
+      </w:r>
+    </w:p>
+    <w:p>
+      <w:pPr>
+        <w:pStyle w:val="ListBullet"/>
+      </w:pPr>
+      <w:r>
+        <w:t>Submit form: Only logged-in users can submit feedback. Non-authenticated users see a login/register prompt.</w:t>
+      </w:r>
+    </w:p>
+    <w:p>
+      <w:pPr>
+        <w:pStyle w:val="ListBullet"/>
+      </w:pPr>
+      <w:r>
+        <w:t>User avatars: Profile picture displayed next to feedback, falls back to initials if no avatar.</w:t>
+      </w:r>
+    </w:p>
+    <w:p>
+      <w:pPr>
+        <w:pStyle w:val="ListBullet"/>
+      </w:pPr>
+      <w:r>
+        <w:t>Admin replies: Visible publicly with green highlight and admin badge.</w:t>
+      </w:r>
+    </w:p>
+    <w:p>
+      <w:pPr>
+        <w:pStyle w:val="ListBullet"/>
+      </w:pPr>
+      <w:r>
+        <w:t>Admin panel (/admin/feedback): View all feedbacks, mark as read, reply to feedback, delete feedback.</w:t>
+      </w:r>
+    </w:p>
+    <w:p>
+      <w:pPr>
+        <w:pStyle w:val="ListBullet"/>
+      </w:pPr>
+      <w:r>
+        <w:t>Feedback categories: General, Bug Report, Feature Request, Lesson Content, Quiz Issue, Other.</w:t>
+      </w:r>
+    </w:p>
+    <w:p>
+      <w:pPr>
+        <w:pStyle w:val="ListBullet"/>
+      </w:pPr>
+      <w:r>
+        <w:t>Added Feedback link to navbar for both authenticated and unauthenticated users.</w:t>
+      </w:r>
+    </w:p>
+    <w:p>
+      <w:pPr>
+        <w:pStyle w:val="Heading1"/>
+      </w:pPr>
+      <w:r>
+        <w:t>16. FAQ Page Fix</w:t>
+      </w:r>
+    </w:p>
+    <w:p>
+      <w:pPr>
+        <w:pStyle w:val="ListBullet"/>
+      </w:pPr>
+      <w:r>
+        <w:t>Updated lesson count from 21 to 25.</w:t>
+      </w:r>
+    </w:p>
+    <w:p>
+      <w:pPr>
+        <w:pStyle w:val="ListBullet"/>
+      </w:pPr>
+      <w:r>
+        <w:t>Updated section description: now mentions 4 sections including Advanced Fundamentals.</w:t>
+      </w:r>
+    </w:p>
+    <w:p>
+      <w:pPr>
+        <w:pStyle w:val="ListBullet"/>
+      </w:pPr>
+      <w:r>
+        <w:t>Updated languages: now includes Python, C++, Java, SQL, and Web Deployment.</w:t>
+      </w:r>
+    </w:p>
+    <w:p>
+      <w:pPr>
+        <w:pStyle w:val="Heading1"/>
+      </w:pPr>
+      <w:r>
+        <w:t>17. Commits Pushed</w:t>
+      </w:r>
+    </w:p>
+    <w:p>
+      <w:pPr>
+        <w:pStyle w:val="ListBullet"/>
+      </w:pPr>
+      <w:r>
+        <w:t>7363deb - Advanced fundamentals + admin tracking + user progress management</w:t>
+      </w:r>
+    </w:p>
+    <w:p>
+      <w:pPr>
+        <w:pStyle w:val="ListBullet"/>
+      </w:pPr>
+      <w:r>
+        <w:t>8b0dfa6 - last_seen column migration fix for Render PostgreSQL</w:t>
+      </w:r>
+    </w:p>
+    <w:p>
+      <w:pPr>
+        <w:pStyle w:val="ListBullet"/>
+      </w:pPr>
+      <w:r>
+        <w:t>6456354 - Landing page update with new features</w:t>
+      </w:r>
+    </w:p>
+    <w:p>
+      <w:pPr>
+        <w:pStyle w:val="ListBullet"/>
+      </w:pPr>
+      <w:r>
+        <w:t>467e8c6 - Feedback page + FAQ fix + admin feedback panel</w:t>
+      </w:r>
+    </w:p>
+    <w:p>
+      <w:pPr>
+        <w:pStyle w:val="ListBullet"/>
+      </w:pPr>
+      <w:r>
+        <w:t>d705dc9 - Public feedback page + user avatars</w:t>
       </w:r>
     </w:p>
     <w:sectPr>
